--- a/public/resume.docx
+++ b/public/resume.docx
@@ -72,7 +72,7 @@
         </w:rPr>
         <w:t xml:space="preserve">  |  </w:t>
       </w:r>
-      <w:hyperlink w:history="1" r:id="rIdpen7cgrsik2ci-qoztz6b">
+      <w:hyperlink w:history="1" r:id="rIdoae6xmks2y8c7abp0adac">
         <w:r>
           <w:rPr>
             <w:rStyle w:val="Hyperlink"/>
@@ -88,7 +88,38 @@
       <w:pPr>
         <w:spacing w:after="80"/>
       </w:pPr>
-      <w:hyperlink w:history="1" r:id="rId8hrcbftnvz-jhyvv_cx62">
+      <w:r>
+        <w:rPr>
+          <w:rFonts w:ascii="Calibri" w:cs="Calibri" w:eastAsia="Calibri" w:hAnsi="Calibri"/>
+          <w:b/>
+          <w:bCs/>
+          <w:color w:val="1A1A1A"/>
+          <w:sz w:val="20"/>
+          <w:szCs w:val="20"/>
+        </w:rPr>
+        <w:t xml:space="preserve">Portfolio: </w:t>
+      </w:r>
+      <w:hyperlink w:history="1" r:id="rIdgvwhdwlvsmsecoti4oahk">
+        <w:r>
+          <w:rPr>
+            <w:rStyle w:val="Hyperlink"/>
+            <w:rFonts w:ascii="Calibri" w:cs="Calibri" w:eastAsia="Calibri" w:hAnsi="Calibri"/>
+            <w:sz w:val="20"/>
+            <w:szCs w:val="20"/>
+          </w:rPr>
+          <w:t xml:space="preserve">daniyal-designs.vercel.app</w:t>
+        </w:r>
+      </w:hyperlink>
+      <w:r>
+        <w:rPr>
+          <w:rFonts w:ascii="Calibri" w:cs="Calibri" w:eastAsia="Calibri" w:hAnsi="Calibri"/>
+          <w:color w:val="444444"/>
+          <w:sz w:val="20"/>
+          <w:szCs w:val="20"/>
+        </w:rPr>
+        <w:t xml:space="preserve">  |  </w:t>
+      </w:r>
+      <w:hyperlink w:history="1" r:id="rIducacwwi8adjlw3npglugs">
         <w:r>
           <w:rPr>
             <w:rStyle w:val="Hyperlink"/>
@@ -108,7 +139,7 @@
         </w:rPr>
         <w:t xml:space="preserve">  |  </w:t>
       </w:r>
-      <w:hyperlink w:history="1" r:id="rIdt2s77axbu17jutrriyh8k">
+      <w:hyperlink w:history="1" r:id="rIdklqxxoplio_px81kbdnhb">
         <w:r>
           <w:rPr>
             <w:rStyle w:val="Hyperlink"/>
@@ -128,7 +159,7 @@
         </w:rPr>
         <w:t xml:space="preserve">  |  </w:t>
       </w:r>
-      <w:hyperlink w:history="1" r:id="rIdeuhhkgaaaaywsuaozsjx7">
+      <w:hyperlink w:history="1" r:id="rIddueyo3ls4wcgjldqrgtoi">
         <w:r>
           <w:rPr>
             <w:rStyle w:val="Hyperlink"/>
@@ -148,7 +179,7 @@
         </w:rPr>
         <w:t xml:space="preserve">  |  </w:t>
       </w:r>
-      <w:hyperlink w:history="1" r:id="rIdgk17o3djrikzinfit-ft0">
+      <w:hyperlink w:history="1" r:id="rIdktyiwyfhvdv7izc27fakw">
         <w:r>
           <w:rPr>
             <w:rStyle w:val="Hyperlink"/>
